--- a/Requisitos/UC09_Manter Agendamento de Clientes.docx
+++ b/Requisitos/UC09_Manter Agendamento de Clientes.docx
@@ -535,7 +535,7 @@
                 <w:szCs w:val="28"/>
                 <w:rtl w:val="0"/>
               </w:rPr>
-              <w:t xml:space="preserve">Ator seleciona aba de agendamentos no menu do sistema.</w:t>
+              <w:t xml:space="preserve">Ator seleciona aba “Agendamentos”  no menu do sistema.</w:t>
             </w:r>
           </w:p>
           <w:p>
@@ -632,7 +632,7 @@
                 <w:szCs w:val="28"/>
                 <w:rtl w:val="0"/>
               </w:rPr>
-              <w:t xml:space="preserve">a) Inserção: Ver</w:t>
+              <w:t xml:space="preserve">a) “Adicionar agendamento”: Ver</w:t>
             </w:r>
             <w:r>
               <w:rPr>
@@ -664,7 +664,7 @@
                 <w:szCs w:val="28"/>
                 <w:rtl w:val="0"/>
               </w:rPr>
-              <w:t xml:space="preserve">b) Cancelamento: Ver </w:t>
+              <w:t xml:space="preserve">b) “Cancelar”: Ver </w:t>
             </w:r>
             <w:r>
               <w:rPr>
@@ -691,7 +691,7 @@
                 <w:szCs w:val="28"/>
                 <w:rtl w:val="0"/>
               </w:rPr>
-              <w:t xml:space="preserve">c) Confirmar Pagamento de Sinal: Ver </w:t>
+              <w:t xml:space="preserve">c) “Confirmar Sinal”: Ver </w:t>
             </w:r>
             <w:r>
               <w:rPr>
@@ -780,237 +780,6 @@
           <w:tcPr>
             <w:gridSpan w:val="2"/>
           </w:tcPr>
-          <w:p>
-            <w:pPr>
-              <w:spacing w:after="240" w:before="240" w:lineRule="auto"/>
-              <w:rPr>
-                <w:sz w:val="28"/>
-                <w:szCs w:val="28"/>
-              </w:rPr>
-            </w:pPr>
-            <w:r>
-              <w:rPr>
-                <w:b w:val="1"/>
-                <w:bCs w:val="1"/>
-                <w:sz w:val="28"/>
-                <w:szCs w:val="28"/>
-                <w:rtl w:val="0"/>
-              </w:rPr>
-              <w:t xml:space="preserve">Linha 1: </w:t>
-            </w:r>
-            <w:r>
-              <w:rPr>
-                <w:sz w:val="28"/>
-                <w:szCs w:val="28"/>
-                <w:rtl w:val="0"/>
-              </w:rPr>
-              <w:t xml:space="preserve">Ator é Profissional </w:t>
-            </w:r>
-          </w:p>
-          <w:p>
-            <w:pPr>
-              <w:numPr>
-                <w:ilvl w:val="0"/>
-                <w:numId w:val="8"/>
-              </w:numPr>
-              <w:spacing w:after="0" w:afterAutospacing="0" w:before="240" w:lineRule="auto"/>
-              <w:ind w:left="720" w:hanging="360"/>
-              <w:rPr>
-                <w:sz w:val="28"/>
-                <w:szCs w:val="28"/>
-              </w:rPr>
-            </w:pPr>
-            <w:r>
-              <w:rPr>
-                <w:sz w:val="28"/>
-                <w:szCs w:val="28"/>
-                <w:rtl w:val="0"/>
-              </w:rPr>
-              <w:t xml:space="preserve">Ator seleciona aba de agendamentos no menu do sistema. </w:t>
-            </w:r>
-          </w:p>
-          <w:p>
-            <w:pPr>
-              <w:numPr>
-                <w:ilvl w:val="0"/>
-                <w:numId w:val="8"/>
-              </w:numPr>
-              <w:spacing w:after="0" w:afterAutospacing="0" w:before="0" w:beforeAutospacing="0" w:lineRule="auto"/>
-              <w:ind w:left="720" w:hanging="360"/>
-              <w:rPr>
-                <w:sz w:val="28"/>
-                <w:szCs w:val="28"/>
-              </w:rPr>
-            </w:pPr>
-            <w:r>
-              <w:rPr>
-                <w:sz w:val="28"/>
-                <w:szCs w:val="28"/>
-                <w:rtl w:val="0"/>
-              </w:rPr>
-              <w:t xml:space="preserve">O sistema exibe a tela contendo os seus agendamentos. (</w:t>
-            </w:r>
-            <w:r>
-              <w:rPr>
-                <w:color w:val="ff0000"/>
-                <w:sz w:val="28"/>
-                <w:szCs w:val="28"/>
-                <w:rtl w:val="0"/>
-              </w:rPr>
-              <w:t xml:space="preserve">Tela_015</w:t>
-            </w:r>
-            <w:r>
-              <w:rPr>
-                <w:sz w:val="28"/>
-                <w:szCs w:val="28"/>
-                <w:rtl w:val="0"/>
-              </w:rPr>
-              <w:t xml:space="preserve">) </w:t>
-            </w:r>
-          </w:p>
-          <w:p>
-            <w:pPr>
-              <w:numPr>
-                <w:ilvl w:val="0"/>
-                <w:numId w:val="8"/>
-              </w:numPr>
-              <w:spacing w:after="0" w:afterAutospacing="0" w:before="0" w:beforeAutospacing="0" w:lineRule="auto"/>
-              <w:ind w:left="720" w:hanging="360"/>
-              <w:rPr>
-                <w:sz w:val="28"/>
-                <w:szCs w:val="28"/>
-              </w:rPr>
-            </w:pPr>
-            <w:r>
-              <w:rPr>
-                <w:sz w:val="28"/>
-                <w:szCs w:val="28"/>
-                <w:rtl w:val="0"/>
-              </w:rPr>
-              <w:t xml:space="preserve">Ator seleciona uma das opções disponibilizadas pelo sistema. </w:t>
-            </w:r>
-          </w:p>
-          <w:p>
-            <w:pPr>
-              <w:numPr>
-                <w:ilvl w:val="0"/>
-                <w:numId w:val="8"/>
-              </w:numPr>
-              <w:ind w:left="720" w:hanging="360"/>
-              <w:rPr>
-                <w:sz w:val="28"/>
-                <w:szCs w:val="28"/>
-              </w:rPr>
-            </w:pPr>
-            <w:r>
-              <w:rPr>
-                <w:sz w:val="28"/>
-                <w:szCs w:val="28"/>
-                <w:rtl w:val="0"/>
-              </w:rPr>
-              <w:t xml:space="preserve">Caso a opção seja:</w:t>
-              <w:br w:type="textWrapping"/>
-              <w:t xml:space="preserve">a) Inserção: Ver</w:t>
-            </w:r>
-            <w:r>
-              <w:rPr>
-                <w:color w:val="ff0000"/>
-                <w:sz w:val="28"/>
-                <w:szCs w:val="28"/>
-                <w:rtl w:val="0"/>
-              </w:rPr>
-              <w:t xml:space="preserve">  Seção Inserir Novo Agendamento</w:t>
-            </w:r>
-            <w:r>
-              <w:rPr>
-                <w:rtl w:val="0"/>
-              </w:rPr>
-            </w:r>
-          </w:p>
-          <w:p>
-            <w:pPr>
-              <w:ind w:left="720" w:firstLine="0"/>
-              <w:rPr>
-                <w:color w:val="ff0000"/>
-                <w:sz w:val="28"/>
-                <w:szCs w:val="28"/>
-              </w:rPr>
-            </w:pPr>
-            <w:r>
-              <w:rPr>
-                <w:sz w:val="28"/>
-                <w:szCs w:val="28"/>
-                <w:rtl w:val="0"/>
-              </w:rPr>
-              <w:t xml:space="preserve">b) Cancelamento: Ver </w:t>
-            </w:r>
-            <w:r>
-              <w:rPr>
-                <w:color w:val="ff0000"/>
-                <w:sz w:val="28"/>
-                <w:szCs w:val="28"/>
-                <w:rtl w:val="0"/>
-              </w:rPr>
-              <w:t xml:space="preserve">Seção Cancelar Agendamento</w:t>
-            </w:r>
-          </w:p>
-          <w:p>
-            <w:pPr>
-              <w:ind w:left="720" w:firstLine="0"/>
-              <w:rPr>
-                <w:sz w:val="28"/>
-                <w:szCs w:val="28"/>
-              </w:rPr>
-            </w:pPr>
-            <w:r>
-              <w:rPr>
-                <w:sz w:val="28"/>
-                <w:szCs w:val="28"/>
-                <w:rtl w:val="0"/>
-              </w:rPr>
-              <w:t xml:space="preserve">c) Confirmar Pagamento de Sinal: Ver </w:t>
-            </w:r>
-            <w:r>
-              <w:rPr>
-                <w:color w:val="ff0000"/>
-                <w:sz w:val="28"/>
-                <w:szCs w:val="28"/>
-                <w:rtl w:val="0"/>
-              </w:rPr>
-              <w:t xml:space="preserve">Seção Confirmar Pagamento de Sinal Agendamento</w:t>
-            </w:r>
-            <w:r>
-              <w:rPr>
-                <w:rtl w:val="0"/>
-              </w:rPr>
-            </w:r>
-          </w:p>
-          <w:p>
-            <w:pPr>
-              <w:numPr>
-                <w:ilvl w:val="0"/>
-                <w:numId w:val="8"/>
-              </w:numPr>
-              <w:ind w:left="720" w:hanging="360"/>
-              <w:rPr>
-                <w:sz w:val="28"/>
-                <w:szCs w:val="28"/>
-              </w:rPr>
-            </w:pPr>
-            <w:r>
-              <w:rPr>
-                <w:sz w:val="28"/>
-                <w:szCs w:val="28"/>
-                <w:rtl w:val="0"/>
-              </w:rPr>
-              <w:t xml:space="preserve"> Sistema retorna ao passo 2.</w:t>
-            </w:r>
-            <w:r>
-              <w:rPr>
-                <w:rtl w:val="0"/>
-              </w:rPr>
-            </w:r>
-          </w:p>
           <w:p>
             <w:pPr>
               <w:spacing w:after="240" w:before="240" w:lineRule="auto"/>
@@ -1292,7 +1061,7 @@
                 <w:szCs w:val="28"/>
                 <w:rtl w:val="0"/>
               </w:rPr>
-              <w:t xml:space="preserve">Ator solicita fazer agendamento.</w:t>
+              <w:t xml:space="preserve">Ator clica em “Adicionar agendamento”..</w:t>
             </w:r>
           </w:p>
           <w:p>
@@ -1549,7 +1318,7 @@
                 <w:szCs w:val="28"/>
                 <w:rtl w:val="0"/>
               </w:rPr>
-              <w:t xml:space="preserve">Sistema exibe resumo do agendamento e ator informa nome do cliente </w:t>
+              <w:t xml:space="preserve">Sistema exibe resumo do agendamento e ator informa nome e telefone  do cliente </w:t>
             </w:r>
             <w:r>
               <w:rPr>
@@ -1587,7 +1356,7 @@
                 <w:szCs w:val="28"/>
                 <w:rtl w:val="0"/>
               </w:rPr>
-              <w:t xml:space="preserve">Ator confirma o agendamento.</w:t>
+              <w:t xml:space="preserve">Ator clica em “Confirmar”.</w:t>
             </w:r>
           </w:p>
           <w:p>
@@ -1691,7 +1460,7 @@
                 <w:szCs w:val="28"/>
                 <w:rtl w:val="0"/>
               </w:rPr>
-              <w:t xml:space="preserve">1. Ator solicita voltar. </w:t>
+              <w:t xml:space="preserve">1. Ator clica em “Voltar”. </w:t>
             </w:r>
           </w:p>
           <w:p>
@@ -2165,7 +1934,7 @@
                 <w:szCs w:val="28"/>
                 <w:rtl w:val="0"/>
               </w:rPr>
-              <w:t xml:space="preserve">Ator solicita cancelar um agendamento reservado.</w:t>
+              <w:t xml:space="preserve">Ator clica em “Cancelar” em um agendamento reservado.</w:t>
             </w:r>
           </w:p>
           <w:p>
@@ -2209,7 +1978,7 @@
                 <w:szCs w:val="28"/>
                 <w:rtl w:val="0"/>
               </w:rPr>
-              <w:t xml:space="preserve">Ator confirma o cancelamento.</w:t>
+              <w:t xml:space="preserve">Ator clica em “Confirmar”.</w:t>
             </w:r>
           </w:p>
           <w:p>
@@ -2326,7 +2095,7 @@
                 <w:szCs w:val="28"/>
                 <w:rtl w:val="0"/>
               </w:rPr>
-              <w:t xml:space="preserve">Ator solicita cancelar. Retorna ao Passo 2 da </w:t>
+              <w:t xml:space="preserve">Ator clica em ‘Cancelar”. Retorna ao Passo 2 da </w:t>
             </w:r>
             <w:r>
               <w:rPr>
@@ -2450,7 +2219,7 @@
                 <w:szCs w:val="28"/>
                 <w:rtl w:val="0"/>
               </w:rPr>
-              <w:t xml:space="preserve">Ator confirma a remoção.</w:t>
+              <w:t xml:space="preserve">Ator clica em ‘Confirmar”.</w:t>
             </w:r>
           </w:p>
           <w:p>
@@ -2666,7 +2435,7 @@
     <w:sdt>
       <w:sdtPr>
         <w:lock w:val="contentLocked"/>
-        <w:id w:val="1160605845"/>
+        <w:id w:val="-1947857582"/>
         <w:tag w:val="goog_rdk_0"/>
       </w:sdtPr>
       <w:sdtContent>
@@ -2810,7 +2579,7 @@
                     <w:szCs w:val="28"/>
                     <w:rtl w:val="0"/>
                   </w:rPr>
-                  <w:t xml:space="preserve">1. Ator solicita confirmar pagamento de sinal.</w:t>
+                  <w:t xml:space="preserve">1. Ator clica em “Confirmar sinal”.</w:t>
                 </w:r>
               </w:p>
               <w:p>
@@ -2844,7 +2613,7 @@
                     <w:szCs w:val="28"/>
                     <w:rtl w:val="0"/>
                   </w:rPr>
-                  <w:t xml:space="preserve">3. Ator confirma o pagamento do sinal.</w:t>
+                  <w:t xml:space="preserve">3. Ator clica em “Confirmar”.</w:t>
                 </w:r>
               </w:p>
               <w:p>
@@ -2951,7 +2720,7 @@
                     <w:szCs w:val="28"/>
                     <w:rtl w:val="0"/>
                   </w:rPr>
-                  <w:t xml:space="preserve">1. Ator solicita voltar. </w:t>
+                  <w:t xml:space="preserve">1. Ator clica em “Voltar”. </w:t>
                 </w:r>
               </w:p>
               <w:p>
@@ -3625,6 +3394,81 @@
           </w:p>
         </w:tc>
       </w:tr>
+      <w:tr>
+        <w:trPr>
+          <w:cantSplit w:val="0"/>
+          <w:tblHeader w:val="0"/>
+        </w:trPr>
+        <w:tc>
+          <w:tcPr>
+            <w:tcBorders>
+              <w:top w:color="000000" w:space="0" w:sz="4" w:val="single"/>
+              <w:left w:color="000000" w:space="0" w:sz="4" w:val="single"/>
+              <w:bottom w:color="000000" w:space="0" w:sz="4" w:val="single"/>
+              <w:right w:color="000000" w:space="0" w:sz="4" w:val="single"/>
+            </w:tcBorders>
+            <w:vAlign w:val="top"/>
+          </w:tcPr>
+          <w:p>
+            <w:pPr>
+              <w:jc w:val="center"/>
+              <w:rPr/>
+            </w:pPr>
+            <w:r>
+              <w:rPr>
+                <w:rtl w:val="0"/>
+              </w:rPr>
+              <w:t xml:space="preserve">09/10/2026</w:t>
+            </w:r>
+          </w:p>
+        </w:tc>
+        <w:tc>
+          <w:tcPr>
+            <w:tcBorders>
+              <w:top w:color="000000" w:space="0" w:sz="4" w:val="single"/>
+              <w:left w:color="000000" w:space="0" w:sz="4" w:val="single"/>
+              <w:bottom w:color="000000" w:space="0" w:sz="4" w:val="single"/>
+              <w:right w:color="000000" w:space="0" w:sz="4" w:val="single"/>
+            </w:tcBorders>
+            <w:vAlign w:val="top"/>
+          </w:tcPr>
+          <w:p>
+            <w:pPr>
+              <w:jc w:val="center"/>
+              <w:rPr/>
+            </w:pPr>
+            <w:r>
+              <w:rPr>
+                <w:rtl w:val="0"/>
+              </w:rPr>
+              <w:t xml:space="preserve">Daiane Santos</w:t>
+            </w:r>
+          </w:p>
+        </w:tc>
+        <w:tc>
+          <w:tcPr>
+            <w:tcBorders>
+              <w:top w:color="000000" w:space="0" w:sz="4" w:val="single"/>
+              <w:left w:color="000000" w:space="0" w:sz="4" w:val="single"/>
+              <w:bottom w:color="000000" w:space="0" w:sz="4" w:val="single"/>
+              <w:right w:color="000000" w:space="0" w:sz="4" w:val="single"/>
+            </w:tcBorders>
+            <w:vAlign w:val="top"/>
+          </w:tcPr>
+          <w:p>
+            <w:pPr>
+              <w:jc w:val="center"/>
+              <w:rPr/>
+            </w:pPr>
+            <w:r>
+              <w:rPr>
+                <w:rtl w:val="0"/>
+              </w:rPr>
+              <w:t xml:space="preserve">Acrescente maior fidelidade às telas</w:t>
+            </w:r>
+          </w:p>
+        </w:tc>
+      </w:tr>
     </w:tbl>
     <w:p>
       <w:pPr>
@@ -4435,116 +4279,6 @@
       </w:rPr>
     </w:lvl>
   </w:abstractNum>
-  <w:abstractNum w:abstractNumId="8">
-    <w:lvl w:ilvl="0">
-      <w:start w:val="1"/>
-      <w:numFmt w:val="decimal"/>
-      <w:lvlText w:val="%1."/>
-      <w:lvlJc w:val="left"/>
-      <w:pPr>
-        <w:ind w:left="720" w:hanging="360"/>
-      </w:pPr>
-      <w:rPr>
-        <w:u w:val="none"/>
-      </w:rPr>
-    </w:lvl>
-    <w:lvl w:ilvl="1">
-      <w:start w:val="1"/>
-      <w:numFmt w:val="lowerLetter"/>
-      <w:lvlText w:val="%2."/>
-      <w:lvlJc w:val="left"/>
-      <w:pPr>
-        <w:ind w:left="1440" w:hanging="360"/>
-      </w:pPr>
-      <w:rPr>
-        <w:u w:val="none"/>
-      </w:rPr>
-    </w:lvl>
-    <w:lvl w:ilvl="2">
-      <w:start w:val="1"/>
-      <w:numFmt w:val="lowerRoman"/>
-      <w:lvlText w:val="%3."/>
-      <w:lvlJc w:val="left"/>
-      <w:pPr>
-        <w:ind w:left="2160" w:hanging="360"/>
-      </w:pPr>
-      <w:rPr>
-        <w:u w:val="none"/>
-      </w:rPr>
-    </w:lvl>
-    <w:lvl w:ilvl="3">
-      <w:start w:val="1"/>
-      <w:numFmt w:val="decimal"/>
-      <w:lvlText w:val="%4."/>
-      <w:lvlJc w:val="left"/>
-      <w:pPr>
-        <w:ind w:left="2880" w:hanging="360"/>
-      </w:pPr>
-      <w:rPr>
-        <w:u w:val="none"/>
-      </w:rPr>
-    </w:lvl>
-    <w:lvl w:ilvl="4">
-      <w:start w:val="1"/>
-      <w:numFmt w:val="lowerLetter"/>
-      <w:lvlText w:val="%5."/>
-      <w:lvlJc w:val="left"/>
-      <w:pPr>
-        <w:ind w:left="3600" w:hanging="360"/>
-      </w:pPr>
-      <w:rPr>
-        <w:u w:val="none"/>
-      </w:rPr>
-    </w:lvl>
-    <w:lvl w:ilvl="5">
-      <w:start w:val="1"/>
-      <w:numFmt w:val="lowerRoman"/>
-      <w:lvlText w:val="%6."/>
-      <w:lvlJc w:val="left"/>
-      <w:pPr>
-        <w:ind w:left="4320" w:hanging="360"/>
-      </w:pPr>
-      <w:rPr>
-        <w:u w:val="none"/>
-      </w:rPr>
-    </w:lvl>
-    <w:lvl w:ilvl="6">
-      <w:start w:val="1"/>
-      <w:numFmt w:val="decimal"/>
-      <w:lvlText w:val="%7."/>
-      <w:lvlJc w:val="left"/>
-      <w:pPr>
-        <w:ind w:left="5040" w:hanging="360"/>
-      </w:pPr>
-      <w:rPr>
-        <w:u w:val="none"/>
-      </w:rPr>
-    </w:lvl>
-    <w:lvl w:ilvl="7">
-      <w:start w:val="1"/>
-      <w:numFmt w:val="lowerLetter"/>
-      <w:lvlText w:val="%8."/>
-      <w:lvlJc w:val="left"/>
-      <w:pPr>
-        <w:ind w:left="5760" w:hanging="360"/>
-      </w:pPr>
-      <w:rPr>
-        <w:u w:val="none"/>
-      </w:rPr>
-    </w:lvl>
-    <w:lvl w:ilvl="8">
-      <w:start w:val="1"/>
-      <w:numFmt w:val="lowerRoman"/>
-      <w:lvlText w:val="%9."/>
-      <w:lvlJc w:val="left"/>
-      <w:pPr>
-        <w:ind w:left="6480" w:hanging="360"/>
-      </w:pPr>
-      <w:rPr>
-        <w:u w:val="none"/>
-      </w:rPr>
-    </w:lvl>
-  </w:abstractNum>
   <w:num w:numId="1">
     <w:abstractNumId w:val="1"/>
   </w:num>
@@ -4565,9 +4299,6 @@
   </w:num>
   <w:num w:numId="7">
     <w:abstractNumId w:val="7"/>
-  </w:num>
-  <w:num w:numId="8">
-    <w:abstractNumId w:val="8"/>
   </w:num>
 </w:numbering>
 </file>
